--- a/docs-forms/04_여행자보험안내.docx
+++ b/docs-forms/04_여행자보험안내.docx
@@ -1234,7 +1234,7 @@
           <w:color w:val="444444"/>
           <w:sz w:val="17"/>
         </w:rPr>
-        <w:t>사업자등록번호 496-16-02952 | 통신판매업 신고 제2026-부산해운대-1252호 | 관광사업 등록 제2026-000003호</w:t>
+        <w:t>사업자등록번호 496-16-02952 | 통신판매업 신고 제2026-부산해운대-1252호</w:t>
         <w:br/>
       </w:r>
       <w:r>

--- a/docs-forms/04_여행자보험안내.docx
+++ b/docs-forms/04_여행자보험안내.docx
@@ -18,6 +18,59 @@
       </w:pPr>
       <w:r>
         <w:t>04. 여행자보험 안내서</w:t>
+      </w:r>
+    </w:p>
+    <w:p>
+      <w:pPr>
+        <w:pStyle w:val="Heading2"/>
+      </w:pPr>
+      <w:r>
+        <w:t>실무 5대 수칙 (담당자 준수사항)</w:t>
+      </w:r>
+    </w:p>
+    <w:p>
+      <w:pPr>
+        <w:pStyle w:val="ListBullet"/>
+      </w:pPr>
+      <w:r>
+        <w:t>(1) PC 비밀번호·백신을 최신으로 유지합니다 (개인정보보호법 제29조 안전조치의무, 위반 시 5천만원 이하 과태료).</w:t>
+      </w:r>
+    </w:p>
+    <w:p>
+      <w:pPr>
+        <w:pStyle w:val="ListBullet"/>
+      </w:pPr>
+      <w:r>
+        <w:t>(2) 카드번호·CVC를 카톡·종이에 남기지 않고 즉시 파기하며, PG 승인번호만 보관합니다 (여신전문금융업법 제70조, 위반 시 7년 이하 징역 또는 5천만원 이하 벌금, CVC 저장은 절대 금지).</w:t>
+      </w:r>
+    </w:p>
+    <w:p>
+      <w:pPr>
+        <w:pStyle w:val="ListBullet"/>
+      </w:pPr>
+      <w:r>
+        <w:t>(3) 여권사본을 폰 갤러리에 두지 말고 암호폴더에 보관하며, 예약 완료 후 즉시 삭제합니다 (고유식별정보는 별도 동의+암호화, 개인정보보호법 제71조 위반 시 5년 이하 징역 또는 5천만원 이하 벌금).</w:t>
+      </w:r>
+    </w:p>
+    <w:p>
+      <w:pPr>
+        <w:pStyle w:val="ListBullet"/>
+      </w:pPr>
+      <w:r>
+        <w:t>(4) 결제 전에 여행약관 동의와 제3자 제공 동의를 별도 체크박스로 분리해 받습니다 (미동의 상태로 처리 시 형사처벌 대상이 될 수 있습니다).</w:t>
+      </w:r>
+    </w:p>
+    <w:p>
+      <w:pPr>
+        <w:pStyle w:val="ListBullet"/>
+      </w:pPr>
+      <w:r>
+        <w:t>(5) 마케팅 문자는 별도 동의한 고객에게만 보내며, 매건 (광고) 표기와 수신거부 안내를 넣고 21시~8시에는 발송하지 않습니다 (정보통신망법, 위반 시 3천만원 이하 과태료).</w:t>
+      </w:r>
+    </w:p>
+    <w:p>
+      <w:r>
+        <w:br w:type="page"/>
       </w:r>
     </w:p>
     <w:p>
@@ -854,6 +907,184 @@
         <w:pStyle w:val="Heading2"/>
       </w:pPr>
       <w:r>
+        <w:t>카드 부대보험 개시조건 확인란 (자가체크)</w:t>
+      </w:r>
+    </w:p>
+    <w:p>
+      <w:r>
+        <w:t>카드 부대보험으로 갈음하는 경우 아래 조건을 스스로 확인해 주세요. 하나라도 ‘아니오’이면 별도 여행자보험 가입을 권장합니다.</w:t>
+      </w:r>
+    </w:p>
+    <w:tbl>
+      <w:tblPr>
+        <w:tblStyle w:val="TableGrid"/>
+        <w:tblW w:type="auto" w:w="0"/>
+        <w:jc w:val="center"/>
+        <w:tblLook w:firstColumn="1" w:firstRow="1" w:lastColumn="0" w:lastRow="0" w:noHBand="0" w:noVBand="1" w:val="04A0"/>
+      </w:tblPr>
+      <w:tblGrid>
+        <w:gridCol w:w="4986"/>
+        <w:gridCol w:w="4986"/>
+      </w:tblGrid>
+      <w:tr>
+        <w:tc>
+          <w:tcPr>
+            <w:tcW w:type="dxa" w:w="4986"/>
+          </w:tcPr>
+          <w:p>
+            <w:r/>
+            <w:r>
+              <w:rPr>
+                <w:b/>
+                <w:sz w:val="18"/>
+              </w:rPr>
+              <w:t>확인 항목</w:t>
+            </w:r>
+          </w:p>
+        </w:tc>
+        <w:tc>
+          <w:tcPr>
+            <w:tcW w:type="dxa" w:w="4986"/>
+          </w:tcPr>
+          <w:p>
+            <w:r/>
+            <w:r>
+              <w:rPr>
+                <w:b/>
+                <w:sz w:val="18"/>
+              </w:rPr>
+              <w:t>자가체크</w:t>
+            </w:r>
+          </w:p>
+        </w:tc>
+      </w:tr>
+      <w:tr>
+        <w:tc>
+          <w:tcPr>
+            <w:tcW w:type="dxa" w:w="4986"/>
+          </w:tcPr>
+          <w:p>
+            <w:r/>
+            <w:r>
+              <w:rPr>
+                <w:sz w:val="18"/>
+              </w:rPr>
+              <w:t>왕복 항공권을 해당 카드로 결제했는가 (카드사 조건 충족 여부)</w:t>
+            </w:r>
+          </w:p>
+        </w:tc>
+        <w:tc>
+          <w:tcPr>
+            <w:tcW w:type="dxa" w:w="4986"/>
+          </w:tcPr>
+          <w:p>
+            <w:r/>
+            <w:r>
+              <w:rPr>
+                <w:sz w:val="18"/>
+              </w:rPr>
+              <w:t>□ 예  □ 아니오</w:t>
+            </w:r>
+          </w:p>
+        </w:tc>
+      </w:tr>
+      <w:tr>
+        <w:tc>
+          <w:tcPr>
+            <w:tcW w:type="dxa" w:w="4986"/>
+          </w:tcPr>
+          <w:p>
+            <w:r/>
+            <w:r>
+              <w:rPr>
+                <w:sz w:val="18"/>
+              </w:rPr>
+              <w:t>마일리지 발권이 아닌 유상 발권인가 (마일리지발권 제외 상품 있음)</w:t>
+            </w:r>
+          </w:p>
+        </w:tc>
+        <w:tc>
+          <w:tcPr>
+            <w:tcW w:type="dxa" w:w="4986"/>
+          </w:tcPr>
+          <w:p>
+            <w:r/>
+            <w:r>
+              <w:rPr>
+                <w:sz w:val="18"/>
+              </w:rPr>
+              <w:t>□ 예  □ 아니오</w:t>
+            </w:r>
+          </w:p>
+        </w:tc>
+      </w:tr>
+      <w:tr>
+        <w:tc>
+          <w:tcPr>
+            <w:tcW w:type="dxa" w:w="4986"/>
+          </w:tcPr>
+          <w:p>
+            <w:r/>
+            <w:r>
+              <w:rPr>
+                <w:sz w:val="18"/>
+              </w:rPr>
+              <w:t>패키지인 경우 카드 결제비율이 카드사 기준(예: 50%) 이상인가</w:t>
+            </w:r>
+          </w:p>
+        </w:tc>
+        <w:tc>
+          <w:tcPr>
+            <w:tcW w:type="dxa" w:w="4986"/>
+          </w:tcPr>
+          <w:p>
+            <w:r/>
+            <w:r>
+              <w:rPr>
+                <w:sz w:val="18"/>
+              </w:rPr>
+              <w:t>□ 예  □ 해당없음  □ 아니오</w:t>
+            </w:r>
+          </w:p>
+        </w:tc>
+      </w:tr>
+      <w:tr>
+        <w:tc>
+          <w:tcPr>
+            <w:tcW w:type="dxa" w:w="4986"/>
+          </w:tcPr>
+          <w:p>
+            <w:r/>
+            <w:r>
+              <w:rPr>
+                <w:sz w:val="18"/>
+              </w:rPr>
+              <w:t>카드사 약관에서 개시조건·보장범위·청구방법을 직접 확인했는가</w:t>
+            </w:r>
+          </w:p>
+        </w:tc>
+        <w:tc>
+          <w:tcPr>
+            <w:tcW w:type="dxa" w:w="4986"/>
+          </w:tcPr>
+          <w:p>
+            <w:r/>
+            <w:r>
+              <w:rPr>
+                <w:sz w:val="18"/>
+              </w:rPr>
+              <w:t>□ 예  □ 아니오</w:t>
+            </w:r>
+          </w:p>
+        </w:tc>
+      </w:tr>
+    </w:tbl>
+    <w:p/>
+    <w:p>
+      <w:pPr>
+        <w:pStyle w:val="Heading2"/>
+      </w:pPr>
+      <w:r>
         <w:t>6. 영업보증보험 안내 (여행자보험과 별개)</w:t>
       </w:r>
     </w:p>

--- a/docs-forms/04_여행자보험안내.docx
+++ b/docs-forms/04_여행자보험안내.docx
@@ -1481,7 +1481,7 @@
           <w:color w:val="444444"/>
           <w:sz w:val="17"/>
         </w:rPr>
-        <w:t>영업보증보험 3,000만원 가입 | 기획여행 미취급 · 희망여행(맞춤형만) 취급</w:t>
+        <w:t>영업보증보험 3,000만원 가입 | 기획여행 미취급 · 맞춤여행(개별 알선만) 취급</w:t>
       </w:r>
     </w:p>
     <w:sectPr>
